--- a/docs/ArtBot_Hardware_Plan.docx
+++ b/docs/ArtBot_Hardware_Plan.docx
@@ -192,7 +192,7 @@
         <w:rPr>
           <w:sz w:val="20"/>
         </w:rPr>
-        <w:t>11. Counterweight System</w:t>
+        <w:t>11. Direct-Drive Y-Axis (No Counterweights)</w:t>
       </w:r>
     </w:p>
     <w:p>
@@ -500,7 +500,7 @@
               <w:rPr>
                 <w:sz w:val="16"/>
               </w:rPr>
-              <w:t>Dual-Y Cartesian with counterweights</w:t>
+              <w:t>Dual-Y Cartesian (no counterweights)</w:t>
             </w:r>
           </w:p>
         </w:tc>
@@ -532,7 +532,7 @@
               <w:rPr>
                 <w:sz w:val="16"/>
               </w:rPr>
-              <w:t>3× NEMA 17 steppers + 1× SG90 servo</w:t>
+              <w:t>3× NEMA 23 steppers (no counterweights needed) + 1× SG90 servo</w:t>
             </w:r>
           </w:p>
         </w:tc>
@@ -594,7 +594,7 @@
               <w:rPr>
                 <w:sz w:val="16"/>
               </w:rPr>
-              <w:t>3× TMC2209</w:t>
+              <w:t>3× TB6600</w:t>
             </w:r>
           </w:p>
         </w:tc>
@@ -831,7 +831,7 @@
               <w:rPr>
                 <w:sz w:val="16"/>
               </w:rPr>
-              <w:t>Dual motors + belts + counterweights</w:t>
+              <w:t>Dual NEMA 23 motors + belts (direct drive)</w:t>
             </w:r>
           </w:p>
         </w:tc>
@@ -960,7 +960,7 @@
         <w:pStyle w:val="ListBullet"/>
       </w:pPr>
       <w:r>
-        <w:t>Mechanical skeleton: frame, rails, motors, counterweights</w:t>
+        <w:t>Mechanical skeleton: frame, rails, NEMA 23 motors (no counterweights)</w:t>
       </w:r>
     </w:p>
     <w:p>
@@ -968,7 +968,7 @@
         <w:pStyle w:val="ListBullet"/>
       </w:pPr>
       <w:r>
-        <w:t>Electronics: Arduino + CNC Shield + GRBL + TMC2209 drivers</w:t>
+        <w:t>Electronics: Arduino + CNC Shield + GRBL + TB6600 drivers</w:t>
       </w:r>
     </w:p>
     <w:p>
@@ -1114,7 +1114,7 @@
     </w:p>
     <w:p>
       <w:r>
-        <w:t>The diagram below shows the complete machine layout as seen from the front. Two Y-motors at the top corners move the horizontal X-rail up and down. A third motor on the X-rail moves the pen carriage left and right. Counterweights behind the board balance the X-rail's weight.</w:t>
+        <w:t>The diagram below shows the complete machine layout as seen from the front. Two Y-motors at the top corners move the horizontal X-rail up and down. A third motor on the X-rail moves the pen carriage left and right. NEMA 23 motors drive the Y-axis directly against gravity (no counterweights needed).</w:t>
       </w:r>
     </w:p>
     <w:p>
@@ -1124,7 +1124,7 @@
       <w:r>
         <w:drawing>
           <wp:inline xmlns:a="http://schemas.openxmlformats.org/drawingml/2006/main" xmlns:pic="http://schemas.openxmlformats.org/drawingml/2006/picture">
-            <wp:extent cx="5029200" cy="4728650"/>
+            <wp:extent cx="5029200" cy="4618254"/>
             <wp:docPr id="2" name="Picture 2"/>
             <wp:cNvGraphicFramePr>
               <a:graphicFrameLocks noChangeAspect="1"/>
@@ -1145,7 +1145,7 @@
                   <pic:spPr>
                     <a:xfrm>
                       <a:off x="0" y="0"/>
-                      <a:ext cx="5029200" cy="4728650"/>
+                      <a:ext cx="5029200" cy="4618254"/>
                     </a:xfrm>
                     <a:prstGeom prst="rect"/>
                   </pic:spPr>
@@ -1358,7 +1358,7 @@
     </w:p>
     <w:p>
       <w:r>
-        <w:t>Two synchronized Y-motors (one per side) move the X-rail vertically. A third motor drives the pen carriage horizontally. Counterweights balance gravity. Used by: iDraw H (commercial, ±0.02mm precision), OpenBuilds ACRO, every large CNC router.</w:t>
+        <w:t>Two synchronized Y-motors (one per side) move the X-rail vertically. A third motor drives the pen carriage horizontally. NEMA 23 motors handle gravity directly. Used by: iDraw H (commercial, ±0.02mm precision), OpenBuilds ACRO, every large CNC router.</w:t>
       </w:r>
     </w:p>
     <w:p>
@@ -1382,7 +1382,7 @@
         <w:pStyle w:val="ListBullet2"/>
       </w:pPr>
       <w:r>
-        <w:t>Counterweight-friendly: symmetric design enables easy balancing.</w:t>
+        <w:t>No counterweights needed: NEMA 23 motors provide sufficient torque against gravity.</w:t>
       </w:r>
     </w:p>
     <w:p>
@@ -2334,7 +2334,7 @@
               <w:rPr>
                 <w:sz w:val="16"/>
               </w:rPr>
-              <w:t>No — needs counterweight</w:t>
+              <w:t>No — motor holding torque only</w:t>
             </w:r>
           </w:p>
         </w:tc>
@@ -2819,7 +2819,7 @@
     <w:p/>
     <w:p>
       <w:r>
-        <w:t>GT2 timing belt wins on speed, cost, and community support. The self-locking disadvantage is solved by counterweights — when balanced, the rail stays in place even with power off.</w:t>
+        <w:t>GT2 timing belt wins on speed, cost, and community support. The self-locking disadvantage is mitigated by NEMA 23 holding torque — the rail stays in place even with power off.</w:t>
       </w:r>
     </w:p>
     <w:p>
@@ -3135,7 +3135,7 @@
               <w:rPr>
                 <w:sz w:val="16"/>
               </w:rPr>
-              <w:t>NEMA 17</w:t>
+              <w:t>NEMA 23</w:t>
             </w:r>
           </w:p>
         </w:tc>
@@ -3150,7 +3150,7 @@
               <w:rPr>
                 <w:sz w:val="16"/>
               </w:rPr>
-              <w:t>42mm</w:t>
+              <w:t>57mm</w:t>
             </w:r>
           </w:p>
         </w:tc>
@@ -3165,7 +3165,7 @@
               <w:rPr>
                 <w:sz w:val="16"/>
               </w:rPr>
-              <w:t>40–65 Ncm</w:t>
+              <w:t>100–300 Ncm</w:t>
             </w:r>
           </w:p>
         </w:tc>
@@ -3180,7 +3180,7 @@
               <w:rPr>
                 <w:sz w:val="16"/>
               </w:rPr>
-              <w:t>~280g</w:t>
+              <w:t>~600-1000g</w:t>
             </w:r>
           </w:p>
         </w:tc>
@@ -3195,7 +3195,7 @@
               <w:rPr>
                 <w:sz w:val="16"/>
               </w:rPr>
-              <w:t>1.2–2A</w:t>
+              <w:t>2.0–4A</w:t>
             </w:r>
           </w:p>
         </w:tc>
@@ -3210,7 +3210,7 @@
               <w:rPr>
                 <w:sz w:val="16"/>
               </w:rPr>
-              <w:t>12V</w:t>
+              <w:t>24V</w:t>
             </w:r>
           </w:p>
         </w:tc>
@@ -3225,7 +3225,7 @@
               <w:rPr>
                 <w:sz w:val="16"/>
               </w:rPr>
-              <w:t>$8–15</w:t>
+              <w:t>$20–40</w:t>
             </w:r>
           </w:p>
         </w:tc>
@@ -3485,7 +3485,7 @@
     <w:p/>
     <w:p>
       <w:r>
-        <w:t>With counterweights eliminating gravity load, NEMA 17 (&gt;45 Ncm) provides more than enough torque to position the rail. NEMA 23 would add unnecessary weight to the carriage and require 24V power and higher-current drivers.</w:t>
+        <w:t>NEMA 23 (&gt;100 Ncm) provides enough torque to drive the Y-axis directly against gravity, torque to position the rail. NEMA 23 would add unnecessary weight to the carriage and require 24V power and higher-current drivers.</w:t>
       </w:r>
     </w:p>
     <w:p>
@@ -3827,7 +3827,7 @@
               <w:rPr>
                 <w:sz w:val="16"/>
               </w:rPr>
-              <w:t>TMC2209</w:t>
+              <w:t>TB6600</w:t>
             </w:r>
           </w:p>
         </w:tc>
@@ -3841,7 +3841,7 @@
               <w:rPr>
                 <w:sz w:val="16"/>
               </w:rPr>
-              <w:t>2.8A RMS</w:t>
+              <w:t>4.0A</w:t>
             </w:r>
           </w:p>
         </w:tc>
@@ -3855,7 +3855,7 @@
               <w:rPr>
                 <w:sz w:val="16"/>
               </w:rPr>
-              <w:t>1/256</w:t>
+              <w:t>1/32</w:t>
             </w:r>
           </w:p>
         </w:tc>
@@ -3869,7 +3869,7 @@
               <w:rPr>
                 <w:sz w:val="16"/>
               </w:rPr>
-              <w:t>Near silent</w:t>
+              <w:t>Moderate</w:t>
             </w:r>
           </w:p>
         </w:tc>
@@ -3883,7 +3883,7 @@
               <w:rPr>
                 <w:sz w:val="16"/>
               </w:rPr>
-              <w:t>$3–5</w:t>
+              <w:t>$8–12</w:t>
             </w:r>
           </w:p>
         </w:tc>
@@ -3906,7 +3906,7 @@
     <w:p/>
     <w:p>
       <w:r>
-        <w:t>TMC2209's StealthChop mode makes motor operation nearly silent — critical for a machine that may run 30+ minutes per drawing. The extra $1–2 per driver is a trivial cost. Drop-in compatible with CNC Shield V3 (same pinout as A4988).</w:t>
+        <w:t>TB6600 supports the higher current draw of NEMA 23 motors (up to 4A per phase) — required that may run 30+ minutes per drawing. The extra $1–2 per driver is a trivial cost. Drop-in compatible with CNC Shield V3 (same pinout as A4988).</w:t>
       </w:r>
     </w:p>
     <w:p>
@@ -5298,7 +5298,7 @@
         <w:pStyle w:val="Heading1"/>
       </w:pPr>
       <w:r>
-        <w:t>11. Counterweight System</w:t>
+        <w:t>11. Direct-Drive Y-Axis (No Counterweights)</w:t>
       </w:r>
     </w:p>
     <w:p>
@@ -5308,7 +5308,7 @@
       <w:r>
         <w:drawing>
           <wp:inline xmlns:a="http://schemas.openxmlformats.org/drawingml/2006/main" xmlns:pic="http://schemas.openxmlformats.org/drawingml/2006/picture">
-            <wp:extent cx="4114800" cy="3850728"/>
+            <wp:extent cx="4114800" cy="3847299"/>
             <wp:docPr id="5" name="Picture 5"/>
             <wp:cNvGraphicFramePr>
               <a:graphicFrameLocks noChangeAspect="1"/>
@@ -5317,7 +5317,7 @@
               <a:graphicData uri="http://schemas.openxmlformats.org/drawingml/2006/picture">
                 <pic:pic>
                   <pic:nvPicPr>
-                    <pic:cNvPr id="0" name="counterweight.png"/>
+                    <pic:cNvPr id="0" name="direct_drive.png"/>
                     <pic:cNvPicPr/>
                   </pic:nvPicPr>
                   <pic:blipFill>
@@ -5329,7 +5329,7 @@
                   <pic:spPr>
                     <a:xfrm>
                       <a:off x="0" y="0"/>
-                      <a:ext cx="4114800" cy="3850728"/>
+                      <a:ext cx="4114800" cy="3847299"/>
                     </a:xfrm>
                     <a:prstGeom prst="rect"/>
                   </pic:spPr>
@@ -5360,12 +5360,12 @@
     </w:p>
     <w:p>
       <w:r>
-        <w:t>3. Start with counterweight at ~95% of that mass (slightly under-balanced).</w:t>
+        <w:t>3. No counterweights needed — NEMA 23 motors handle gravity directly.</w:t>
       </w:r>
     </w:p>
     <w:p>
       <w:r>
-        <w:t>4. Hang counterweights behind the board via cables routed over top pulleys.</w:t>
+        <w:t>4. Verify motors hold X-rail position when powered (should not drift).</w:t>
       </w:r>
     </w:p>
     <w:p>
@@ -5380,7 +5380,7 @@
     </w:p>
     <w:p>
       <w:r>
-        <w:t>7. Once balanced, secure the counterweights so they cannot shift.</w:t>
+        <w:t>7. Note: X-rail will drop on power loss — acceptable for pen plotter.</w:t>
       </w:r>
     </w:p>
     <w:p>
@@ -6653,7 +6653,7 @@
               <w:rPr>
                 <w:sz w:val="16"/>
               </w:rPr>
-              <w:t>NEMA 17 Stepper Motor</w:t>
+              <w:t>NEMA 23 Stepper Motor</w:t>
             </w:r>
           </w:p>
         </w:tc>
@@ -6667,7 +6667,7 @@
               <w:rPr>
                 <w:sz w:val="16"/>
               </w:rPr>
-              <w:t>&gt;45 Ncm, 1.5–2A</w:t>
+              <w:t>&gt;100 Ncm, 2.0–4A</w:t>
             </w:r>
           </w:p>
         </w:tc>
@@ -6787,7 +6787,7 @@
               <w:rPr>
                 <w:sz w:val="16"/>
               </w:rPr>
-              <w:t>NEMA 17 L-bracket</w:t>
+              <w:t>NEMA 23 L-bracket (57mm)</w:t>
             </w:r>
           </w:p>
         </w:tc>
@@ -6952,7 +6952,7 @@
               <w:rPr>
                 <w:sz w:val="16"/>
               </w:rPr>
-              <w:t>TMC2209 Driver Module</w:t>
+              <w:t>TB6600 Driver</w:t>
             </w:r>
           </w:p>
         </w:tc>
@@ -6967,7 +6967,7 @@
               <w:rPr>
                 <w:sz w:val="16"/>
               </w:rPr>
-              <w:t>StepStick form factor</w:t>
+              <w:t>External, up to 4A</w:t>
             </w:r>
           </w:p>
         </w:tc>
@@ -7013,7 +7013,7 @@
               <w:rPr>
                 <w:sz w:val="16"/>
               </w:rPr>
-              <w:t>12V 10A Power Supply</w:t>
+              <w:t>24V 15A Power Supply</w:t>
             </w:r>
           </w:p>
         </w:tc>
@@ -7249,7 +7249,7 @@
         <w:pStyle w:val="Heading2"/>
       </w:pPr>
       <w:r>
-        <w:t>Counterweight &amp; Pen</w:t>
+        <w:t>Pen Mechanism</w:t>
       </w:r>
     </w:p>
     <w:tbl>
@@ -7358,7 +7358,7 @@
               <w:rPr>
                 <w:sz w:val="16"/>
               </w:rPr>
-              <w:t>Nylon Cord / Paracord</w:t>
+              <w:t>Compression Spring</w:t>
             </w:r>
           </w:p>
         </w:tc>
@@ -7372,7 +7372,7 @@
               <w:rPr>
                 <w:sz w:val="16"/>
               </w:rPr>
-              <w:t>3mm, rated &gt;20kg</w:t>
+              <w:t>~10mm OD, ~20mm</w:t>
             </w:r>
           </w:p>
         </w:tc>
@@ -7386,7 +7386,7 @@
               <w:rPr>
                 <w:sz w:val="16"/>
               </w:rPr>
-              <w:t>5m</w:t>
+              <w:t>1</w:t>
             </w:r>
           </w:p>
         </w:tc>
@@ -7400,7 +7400,7 @@
               <w:rPr>
                 <w:sz w:val="16"/>
               </w:rPr>
-              <w:t>Counterweight cables</w:t>
+              <w:t>Push pen toward board</w:t>
             </w:r>
           </w:p>
         </w:tc>
@@ -7417,7 +7417,7 @@
               <w:rPr>
                 <w:sz w:val="16"/>
               </w:rPr>
-              <w:t>Small Bearing Pulleys</w:t>
+              <w:t>Pen Holder</w:t>
             </w:r>
           </w:p>
         </w:tc>
@@ -7432,7 +7432,7 @@
               <w:rPr>
                 <w:sz w:val="16"/>
               </w:rPr>
-              <w:t>20–30mm diameter</w:t>
+              <w:t>3D-printed or purchased</w:t>
             </w:r>
           </w:p>
         </w:tc>
@@ -7447,7 +7447,7 @@
               <w:rPr>
                 <w:sz w:val="16"/>
               </w:rPr>
-              <w:t>4</w:t>
+              <w:t>1</w:t>
             </w:r>
           </w:p>
         </w:tc>
@@ -7455,184 +7455,6 @@
           <w:tcPr>
             <w:tcW w:type="dxa" w:w="2551"/>
             <w:shd w:fill="F5F5F5" w:val="clear"/>
-          </w:tcPr>
-          <w:p>
-            <w:r/>
-            <w:r>
-              <w:rPr>
-                <w:sz w:val="16"/>
-              </w:rPr>
-              <w:t>Cable routing (top)</w:t>
-            </w:r>
-          </w:p>
-        </w:tc>
-      </w:tr>
-      <w:tr>
-        <w:tc>
-          <w:tcPr>
-            <w:tcW w:type="dxa" w:w="2268"/>
-          </w:tcPr>
-          <w:p>
-            <w:r/>
-            <w:r>
-              <w:rPr>
-                <w:sz w:val="16"/>
-              </w:rPr>
-              <w:t>Counterweight Mass</w:t>
-            </w:r>
-          </w:p>
-        </w:tc>
-        <w:tc>
-          <w:tcPr>
-            <w:tcW w:type="dxa" w:w="1701"/>
-          </w:tcPr>
-          <w:p>
-            <w:r/>
-            <w:r>
-              <w:rPr>
-                <w:sz w:val="16"/>
-              </w:rPr>
-              <w:t>Steel / sand / water</w:t>
-            </w:r>
-          </w:p>
-        </w:tc>
-        <w:tc>
-          <w:tcPr>
-            <w:tcW w:type="dxa" w:w="850"/>
-          </w:tcPr>
-          <w:p>
-            <w:r/>
-            <w:r>
-              <w:rPr>
-                <w:sz w:val="16"/>
-              </w:rPr>
-              <w:t>As needed</w:t>
-            </w:r>
-          </w:p>
-        </w:tc>
-        <w:tc>
-          <w:tcPr>
-            <w:tcW w:type="dxa" w:w="2551"/>
-          </w:tcPr>
-          <w:p>
-            <w:r/>
-            <w:r>
-              <w:rPr>
-                <w:sz w:val="16"/>
-              </w:rPr>
-              <w:t>Balance X-rail</w:t>
-            </w:r>
-          </w:p>
-        </w:tc>
-      </w:tr>
-      <w:tr>
-        <w:tc>
-          <w:tcPr>
-            <w:tcW w:type="dxa" w:w="2268"/>
-            <w:shd w:fill="F5F5F5" w:val="clear"/>
-          </w:tcPr>
-          <w:p>
-            <w:r/>
-            <w:r>
-              <w:rPr>
-                <w:sz w:val="16"/>
-              </w:rPr>
-              <w:t>Compression Spring</w:t>
-            </w:r>
-          </w:p>
-        </w:tc>
-        <w:tc>
-          <w:tcPr>
-            <w:tcW w:type="dxa" w:w="1701"/>
-            <w:shd w:fill="F5F5F5" w:val="clear"/>
-          </w:tcPr>
-          <w:p>
-            <w:r/>
-            <w:r>
-              <w:rPr>
-                <w:sz w:val="16"/>
-              </w:rPr>
-              <w:t>~10mm OD, ~20mm</w:t>
-            </w:r>
-          </w:p>
-        </w:tc>
-        <w:tc>
-          <w:tcPr>
-            <w:tcW w:type="dxa" w:w="850"/>
-            <w:shd w:fill="F5F5F5" w:val="clear"/>
-          </w:tcPr>
-          <w:p>
-            <w:r/>
-            <w:r>
-              <w:rPr>
-                <w:sz w:val="16"/>
-              </w:rPr>
-              <w:t>1</w:t>
-            </w:r>
-          </w:p>
-        </w:tc>
-        <w:tc>
-          <w:tcPr>
-            <w:tcW w:type="dxa" w:w="2551"/>
-            <w:shd w:fill="F5F5F5" w:val="clear"/>
-          </w:tcPr>
-          <w:p>
-            <w:r/>
-            <w:r>
-              <w:rPr>
-                <w:sz w:val="16"/>
-              </w:rPr>
-              <w:t>Push pen toward board</w:t>
-            </w:r>
-          </w:p>
-        </w:tc>
-      </w:tr>
-      <w:tr>
-        <w:tc>
-          <w:tcPr>
-            <w:tcW w:type="dxa" w:w="2268"/>
-          </w:tcPr>
-          <w:p>
-            <w:r/>
-            <w:r>
-              <w:rPr>
-                <w:sz w:val="16"/>
-              </w:rPr>
-              <w:t>Pen Holder</w:t>
-            </w:r>
-          </w:p>
-        </w:tc>
-        <w:tc>
-          <w:tcPr>
-            <w:tcW w:type="dxa" w:w="1701"/>
-          </w:tcPr>
-          <w:p>
-            <w:r/>
-            <w:r>
-              <w:rPr>
-                <w:sz w:val="16"/>
-              </w:rPr>
-              <w:t>3D-printed or purchased</w:t>
-            </w:r>
-          </w:p>
-        </w:tc>
-        <w:tc>
-          <w:tcPr>
-            <w:tcW w:type="dxa" w:w="850"/>
-          </w:tcPr>
-          <w:p>
-            <w:r/>
-            <w:r>
-              <w:rPr>
-                <w:sz w:val="16"/>
-              </w:rPr>
-              <w:t>1</w:t>
-            </w:r>
-          </w:p>
-        </w:tc>
-        <w:tc>
-          <w:tcPr>
-            <w:tcW w:type="dxa" w:w="2551"/>
           </w:tcPr>
           <w:p>
             <w:r/>
@@ -7647,6 +7469,11 @@
       </w:tr>
     </w:tbl>
     <w:p/>
+    <w:p>
+      <w:r>
+        <w:t>Note: No counterweight system needed — NEMA 23 motors handle gravity directly.</w:t>
+      </w:r>
+    </w:p>
     <w:p>
       <w:r>
         <w:br w:type="page"/>
@@ -7868,47 +7695,7 @@
         <w:pStyle w:val="Heading2"/>
       </w:pPr>
       <w:r>
-        <w:t>Phase 4: Counterweights (Day 6–7)</w:t>
-      </w:r>
-    </w:p>
-    <w:p>
-      <w:pPr>
-        <w:pStyle w:val="ListBullet"/>
-      </w:pPr>
-      <w:r>
-        <w:t>Weigh the entire X-rail assembly.</w:t>
-      </w:r>
-    </w:p>
-    <w:p>
-      <w:pPr>
-        <w:pStyle w:val="ListBullet"/>
-      </w:pPr>
-      <w:r>
-        <w:t>Install pulleys at the top of the frame behind the board.</w:t>
-      </w:r>
-    </w:p>
-    <w:p>
-      <w:pPr>
-        <w:pStyle w:val="ListBullet"/>
-      </w:pPr>
-      <w:r>
-        <w:t>Attach cord to both ends of the X-rail, route over pulleys, hang weights.</w:t>
-      </w:r>
-    </w:p>
-    <w:p>
-      <w:pPr>
-        <w:pStyle w:val="ListBullet"/>
-      </w:pPr>
-      <w:r>
-        <w:t>Perform the One-Finger Test (see Section 10).</w:t>
-      </w:r>
-    </w:p>
-    <w:p>
-      <w:pPr>
-        <w:pStyle w:val="Heading2"/>
-      </w:pPr>
-      <w:r>
-        <w:t>Phase 5: Electronics (Day 7–8)</w:t>
+        <w:t>Phase 4: Electronics (Day 6–7)</w:t>
       </w:r>
     </w:p>
     <w:p>
@@ -7924,7 +7711,7 @@
         <w:pStyle w:val="ListBullet"/>
       </w:pPr>
       <w:r>
-        <w:t>Plug CNC Shield onto Arduino, insert TMC2209 drivers.</w:t>
+        <w:t>Plug CNC Shield onto Arduino, wire TB6600 external drivers.</w:t>
       </w:r>
     </w:p>
     <w:p>
@@ -7976,7 +7763,7 @@
         <w:pStyle w:val="ListBullet"/>
       </w:pPr>
       <w:r>
-        <w:t>Connect 12V 10A PSU.</w:t>
+        <w:t>Connect 24V 15A PSU to TB6600 drivers.</w:t>
       </w:r>
     </w:p>
     <w:p>
@@ -7984,7 +7771,7 @@
         <w:pStyle w:val="Heading2"/>
       </w:pPr>
       <w:r>
-        <w:t>Phase 6: Calibration (Day 9–10)</w:t>
+        <w:t>Phase 5: Calibration (Day 8–9)</w:t>
       </w:r>
     </w:p>
     <w:p>
@@ -8812,7 +8599,7 @@
               <w:rPr>
                 <w:sz w:val="16"/>
               </w:rPr>
-              <w:t>Rail crashes on power loss</w:t>
+              <w:t>Rail drops on power loss</w:t>
             </w:r>
           </w:p>
         </w:tc>
@@ -8826,7 +8613,7 @@
               <w:rPr>
                 <w:sz w:val="16"/>
               </w:rPr>
-              <w:t>No counterweight / belt breaks</w:t>
+              <w:t>Motors lose holding torque</w:t>
             </w:r>
           </w:p>
         </w:tc>
@@ -8840,7 +8627,7 @@
               <w:rPr>
                 <w:sz w:val="16"/>
               </w:rPr>
-              <w:t>Counterweights hold rail in place</w:t>
+              <w:t>Acceptable for pen plotter — keep motors enabled during jobs</w:t>
             </w:r>
           </w:p>
         </w:tc>
@@ -9357,7 +9144,7 @@
         <w:pStyle w:val="ListBullet"/>
       </w:pPr>
       <w:r>
-        <w:t>NEMA 17 vs NEMA 23 — sss-motors.com/nema-17-vs-nema-23-stepper-motor</w:t>
+        <w:t>NEMA 23 vs NEMA 23 — sss-motors.com/nema-17-vs-nema-23-stepper-motor</w:t>
       </w:r>
     </w:p>
     <w:p>
@@ -9365,7 +9152,7 @@
         <w:pStyle w:val="ListBullet"/>
       </w:pPr>
       <w:r>
-        <w:t>TMC2209 vs TMC2208 — xecor.com/blog/tmc2208-vs-tmc2209</w:t>
+        <w:t>TB6600 vs TMC2208 — xecor.com/blog/tmc2208-vs-tmc2209</w:t>
       </w:r>
     </w:p>
     <w:p>
